--- a/runs/MGV-2026-04-20/pm-4-2-review.docx
+++ b/runs/MGV-2026-04-20/pm-4-2-review.docx
@@ -12,7 +12,7 @@
           <w:rFonts w:ascii="Calibri" w:cs="Calibri" w:eastAsia="Calibri" w:hAnsi="Calibri"/>
           <w:b/>
           <w:bCs/>
-          <w:color w:val="1C2B3C"/>
+          <w:color w:val="0B2E45"/>
           <w:sz w:val="40"/>
           <w:szCs w:val="40"/>
         </w:rPr>
@@ -29,7 +29,7 @@
           <w:rFonts w:ascii="Calibri" w:cs="Calibri" w:eastAsia="Calibri" w:hAnsi="Calibri"/>
           <w:b/>
           <w:bCs/>
-          <w:color w:val="F59316"/>
+          <w:color w:val="39A900"/>
           <w:sz w:val="24"/>
           <w:szCs w:val="24"/>
         </w:rPr>
@@ -39,7 +39,7 @@
     <w:p>
       <w:pPr>
         <w:pBdr>
-          <w:bottom w:val="single" w:color="F59316" w:sz="12" w:space="2"/>
+          <w:bottom w:val="single" w:color="39A900" w:sz="12" w:space="2"/>
         </w:pBdr>
         <w:spacing w:after="300"/>
         <w:jc w:val="center"/>
@@ -59,7 +59,7 @@
     <w:p>
       <w:pPr>
         <w:pBdr>
-          <w:bottom w:val="single" w:color="F59316" w:sz="18" w:space="2"/>
+          <w:bottom w:val="single" w:color="39A900" w:sz="18" w:space="2"/>
         </w:pBdr>
         <w:spacing w:after="180" w:before="240"/>
       </w:pPr>
@@ -68,7 +68,7 @@
           <w:rFonts w:ascii="Calibri" w:cs="Calibri" w:eastAsia="Calibri" w:hAnsi="Calibri"/>
           <w:b/>
           <w:bCs/>
-          <w:color w:val="1C2B3C"/>
+          <w:color w:val="0B2E45"/>
           <w:sz w:val="36"/>
           <w:szCs w:val="36"/>
         </w:rPr>
@@ -84,7 +84,7 @@
           <w:rFonts w:ascii="Calibri" w:cs="Calibri" w:eastAsia="Calibri" w:hAnsi="Calibri"/>
           <w:b/>
           <w:bCs/>
-          <w:color w:val="1C2B3C"/>
+          <w:color w:val="0B2E45"/>
           <w:sz w:val="20"/>
           <w:szCs w:val="20"/>
         </w:rPr>
@@ -108,7 +108,7 @@
           <w:rFonts w:ascii="Calibri" w:cs="Calibri" w:eastAsia="Calibri" w:hAnsi="Calibri"/>
           <w:b/>
           <w:bCs/>
-          <w:color w:val="1C2B3C"/>
+          <w:color w:val="0B2E45"/>
           <w:sz w:val="20"/>
           <w:szCs w:val="20"/>
         </w:rPr>
@@ -132,7 +132,7 @@
           <w:rFonts w:ascii="Calibri" w:cs="Calibri" w:eastAsia="Calibri" w:hAnsi="Calibri"/>
           <w:b/>
           <w:bCs/>
-          <w:color w:val="1C2B3C"/>
+          <w:color w:val="0B2E45"/>
           <w:sz w:val="20"/>
           <w:szCs w:val="20"/>
         </w:rPr>
@@ -156,7 +156,7 @@
           <w:rFonts w:ascii="Calibri" w:cs="Calibri" w:eastAsia="Calibri" w:hAnsi="Calibri"/>
           <w:b/>
           <w:bCs/>
-          <w:color w:val="1C2B3C"/>
+          <w:color w:val="0B2E45"/>
           <w:sz w:val="20"/>
           <w:szCs w:val="20"/>
         </w:rPr>
@@ -180,7 +180,7 @@
           <w:rFonts w:ascii="Calibri" w:cs="Calibri" w:eastAsia="Calibri" w:hAnsi="Calibri"/>
           <w:b/>
           <w:bCs/>
-          <w:color w:val="1C2B3C"/>
+          <w:color w:val="0B2E45"/>
           <w:sz w:val="20"/>
           <w:szCs w:val="20"/>
         </w:rPr>
@@ -204,7 +204,7 @@
           <w:rFonts w:ascii="Calibri" w:cs="Calibri" w:eastAsia="Calibri" w:hAnsi="Calibri"/>
           <w:b/>
           <w:bCs/>
-          <w:color w:val="1C2B3C"/>
+          <w:color w:val="0B2E45"/>
           <w:sz w:val="20"/>
           <w:szCs w:val="20"/>
         </w:rPr>
@@ -228,7 +228,7 @@
           <w:rFonts w:ascii="Calibri" w:cs="Calibri" w:eastAsia="Calibri" w:hAnsi="Calibri"/>
           <w:b/>
           <w:bCs/>
-          <w:color w:val="1C2B3C"/>
+          <w:color w:val="0B2E45"/>
           <w:sz w:val="20"/>
           <w:szCs w:val="20"/>
         </w:rPr>
@@ -252,7 +252,7 @@
           <w:rFonts w:ascii="Calibri" w:cs="Calibri" w:eastAsia="Calibri" w:hAnsi="Calibri"/>
           <w:b/>
           <w:bCs/>
-          <w:color w:val="F59316"/>
+          <w:color w:val="39A900"/>
           <w:sz w:val="24"/>
           <w:szCs w:val="24"/>
         </w:rPr>
@@ -305,7 +305,7 @@
           <w:rFonts w:ascii="Calibri" w:cs="Calibri" w:eastAsia="Calibri" w:hAnsi="Calibri"/>
           <w:b/>
           <w:bCs/>
-          <w:color w:val="1C2B3C"/>
+          <w:color w:val="0B2E45"/>
           <w:sz w:val="20"/>
           <w:szCs w:val="20"/>
         </w:rPr>
@@ -323,7 +323,7 @@
     <w:p>
       <w:pPr>
         <w:pBdr>
-          <w:bottom w:val="single" w:color="F59316" w:sz="18" w:space="2"/>
+          <w:bottom w:val="single" w:color="39A900" w:sz="18" w:space="2"/>
         </w:pBdr>
         <w:spacing w:after="180" w:before="240"/>
       </w:pPr>
@@ -332,7 +332,7 @@
           <w:rFonts w:ascii="Calibri" w:cs="Calibri" w:eastAsia="Calibri" w:hAnsi="Calibri"/>
           <w:b/>
           <w:bCs/>
-          <w:color w:val="1C2B3C"/>
+          <w:color w:val="0B2E45"/>
           <w:sz w:val="36"/>
           <w:szCs w:val="36"/>
         </w:rPr>
@@ -348,7 +348,7 @@
           <w:rFonts w:ascii="Calibri" w:cs="Calibri" w:eastAsia="Calibri" w:hAnsi="Calibri"/>
           <w:b/>
           <w:bCs/>
-          <w:color w:val="1C2B3C"/>
+          <w:color w:val="0B2E45"/>
           <w:sz w:val="20"/>
           <w:szCs w:val="20"/>
         </w:rPr>
@@ -372,7 +372,7 @@
           <w:rFonts w:ascii="Calibri" w:cs="Calibri" w:eastAsia="Calibri" w:hAnsi="Calibri"/>
           <w:b/>
           <w:bCs/>
-          <w:color w:val="1C2B3C"/>
+          <w:color w:val="0B2E45"/>
           <w:sz w:val="20"/>
           <w:szCs w:val="20"/>
         </w:rPr>
@@ -396,7 +396,7 @@
           <w:rFonts w:ascii="Calibri" w:cs="Calibri" w:eastAsia="Calibri" w:hAnsi="Calibri"/>
           <w:b/>
           <w:bCs/>
-          <w:color w:val="1C2B3C"/>
+          <w:color w:val="0B2E45"/>
           <w:sz w:val="20"/>
           <w:szCs w:val="20"/>
         </w:rPr>
@@ -420,7 +420,7 @@
           <w:rFonts w:ascii="Calibri" w:cs="Calibri" w:eastAsia="Calibri" w:hAnsi="Calibri"/>
           <w:b/>
           <w:bCs/>
-          <w:color w:val="1C2B3C"/>
+          <w:color w:val="0B2E45"/>
           <w:sz w:val="20"/>
           <w:szCs w:val="20"/>
         </w:rPr>
@@ -444,7 +444,7 @@
           <w:rFonts w:ascii="Calibri" w:cs="Calibri" w:eastAsia="Calibri" w:hAnsi="Calibri"/>
           <w:b/>
           <w:bCs/>
-          <w:color w:val="1C2B3C"/>
+          <w:color w:val="0B2E45"/>
           <w:sz w:val="20"/>
           <w:szCs w:val="20"/>
         </w:rPr>
@@ -484,7 +484,7 @@
         <w:tc>
           <w:tcPr>
             <w:tcW w:type="dxa" w:w="700"/>
-            <w:shd w:fill="1C2B3C" w:color="auto" w:val="clear"/>
+            <w:shd w:fill="0B2E45" w:color="auto" w:val="clear"/>
             <w:tcMar>
               <w:top w:type="dxa" w:w="100"/>
               <w:left w:type="dxa" w:w="120"/>
@@ -512,7 +512,7 @@
         <w:tc>
           <w:tcPr>
             <w:tcW w:type="dxa" w:w="2800"/>
-            <w:shd w:fill="1C2B3C" w:color="auto" w:val="clear"/>
+            <w:shd w:fill="0B2E45" w:color="auto" w:val="clear"/>
             <w:tcMar>
               <w:top w:type="dxa" w:w="100"/>
               <w:left w:type="dxa" w:w="120"/>
@@ -540,7 +540,7 @@
         <w:tc>
           <w:tcPr>
             <w:tcW w:type="dxa" w:w="900"/>
-            <w:shd w:fill="1C2B3C" w:color="auto" w:val="clear"/>
+            <w:shd w:fill="0B2E45" w:color="auto" w:val="clear"/>
             <w:tcMar>
               <w:top w:type="dxa" w:w="100"/>
               <w:left w:type="dxa" w:w="120"/>
@@ -568,7 +568,7 @@
         <w:tc>
           <w:tcPr>
             <w:tcW w:type="dxa" w:w="5680"/>
-            <w:shd w:fill="1C2B3C" w:color="auto" w:val="clear"/>
+            <w:shd w:fill="0B2E45" w:color="auto" w:val="clear"/>
             <w:tcMar>
               <w:top w:type="dxa" w:w="100"/>
               <w:left w:type="dxa" w:w="120"/>
@@ -1206,7 +1206,7 @@
     <w:p>
       <w:pPr>
         <w:pBdr>
-          <w:bottom w:val="single" w:color="F59316" w:sz="18" w:space="2"/>
+          <w:bottom w:val="single" w:color="39A900" w:sz="18" w:space="2"/>
         </w:pBdr>
         <w:spacing w:after="180" w:before="240"/>
       </w:pPr>
@@ -1215,7 +1215,7 @@
           <w:rFonts w:ascii="Calibri" w:cs="Calibri" w:eastAsia="Calibri" w:hAnsi="Calibri"/>
           <w:b/>
           <w:bCs/>
-          <w:color w:val="1C2B3C"/>
+          <w:color w:val="0B2E45"/>
           <w:sz w:val="36"/>
           <w:szCs w:val="36"/>
         </w:rPr>
@@ -1231,7 +1231,7 @@
           <w:rFonts w:ascii="Calibri" w:cs="Calibri" w:eastAsia="Calibri" w:hAnsi="Calibri"/>
           <w:b/>
           <w:bCs/>
-          <w:color w:val="1C2B3C"/>
+          <w:color w:val="0B2E45"/>
           <w:sz w:val="20"/>
           <w:szCs w:val="20"/>
         </w:rPr>
@@ -1255,7 +1255,7 @@
           <w:rFonts w:ascii="Calibri" w:cs="Calibri" w:eastAsia="Calibri" w:hAnsi="Calibri"/>
           <w:b/>
           <w:bCs/>
-          <w:color w:val="1C2B3C"/>
+          <w:color w:val="0B2E45"/>
           <w:sz w:val="20"/>
           <w:szCs w:val="20"/>
         </w:rPr>
@@ -1279,7 +1279,7 @@
           <w:rFonts w:ascii="Calibri" w:cs="Calibri" w:eastAsia="Calibri" w:hAnsi="Calibri"/>
           <w:b/>
           <w:bCs/>
-          <w:color w:val="1C2B3C"/>
+          <w:color w:val="0B2E45"/>
           <w:sz w:val="20"/>
           <w:szCs w:val="20"/>
         </w:rPr>
@@ -1303,7 +1303,7 @@
           <w:rFonts w:ascii="Calibri" w:cs="Calibri" w:eastAsia="Calibri" w:hAnsi="Calibri"/>
           <w:b/>
           <w:bCs/>
-          <w:color w:val="1C2B3C"/>
+          <w:color w:val="0B2E45"/>
           <w:sz w:val="20"/>
           <w:szCs w:val="20"/>
         </w:rPr>
@@ -1327,7 +1327,7 @@
           <w:rFonts w:ascii="Calibri" w:cs="Calibri" w:eastAsia="Calibri" w:hAnsi="Calibri"/>
           <w:b/>
           <w:bCs/>
-          <w:color w:val="1C2B3C"/>
+          <w:color w:val="0B2E45"/>
           <w:sz w:val="20"/>
           <w:szCs w:val="20"/>
         </w:rPr>
@@ -1351,7 +1351,7 @@
           <w:rFonts w:ascii="Calibri" w:cs="Calibri" w:eastAsia="Calibri" w:hAnsi="Calibri"/>
           <w:b/>
           <w:bCs/>
-          <w:color w:val="1C2B3C"/>
+          <w:color w:val="0B2E45"/>
           <w:sz w:val="20"/>
           <w:szCs w:val="20"/>
         </w:rPr>
@@ -1375,7 +1375,7 @@
           <w:rFonts w:ascii="Calibri" w:cs="Calibri" w:eastAsia="Calibri" w:hAnsi="Calibri"/>
           <w:b/>
           <w:bCs/>
-          <w:color w:val="1C2B3C"/>
+          <w:color w:val="0B2E45"/>
           <w:sz w:val="20"/>
           <w:szCs w:val="20"/>
         </w:rPr>
@@ -1399,7 +1399,7 @@
           <w:rFonts w:ascii="Calibri" w:cs="Calibri" w:eastAsia="Calibri" w:hAnsi="Calibri"/>
           <w:b/>
           <w:bCs/>
-          <w:color w:val="1C2B3C"/>
+          <w:color w:val="0B2E45"/>
           <w:sz w:val="20"/>
           <w:szCs w:val="20"/>
         </w:rPr>
@@ -1423,7 +1423,7 @@
           <w:rFonts w:ascii="Calibri" w:cs="Calibri" w:eastAsia="Calibri" w:hAnsi="Calibri"/>
           <w:b/>
           <w:bCs/>
-          <w:color w:val="1C2B3C"/>
+          <w:color w:val="0B2E45"/>
           <w:sz w:val="20"/>
           <w:szCs w:val="20"/>
         </w:rPr>
@@ -1447,7 +1447,7 @@
           <w:rFonts w:ascii="Calibri" w:cs="Calibri" w:eastAsia="Calibri" w:hAnsi="Calibri"/>
           <w:b/>
           <w:bCs/>
-          <w:color w:val="1C2B3C"/>
+          <w:color w:val="0B2E45"/>
           <w:sz w:val="20"/>
           <w:szCs w:val="20"/>
         </w:rPr>
@@ -1471,7 +1471,7 @@
           <w:rFonts w:ascii="Calibri" w:cs="Calibri" w:eastAsia="Calibri" w:hAnsi="Calibri"/>
           <w:b/>
           <w:bCs/>
-          <w:color w:val="1C2B3C"/>
+          <w:color w:val="0B2E45"/>
           <w:sz w:val="20"/>
           <w:szCs w:val="20"/>
         </w:rPr>
@@ -1495,7 +1495,7 @@
           <w:rFonts w:ascii="Calibri" w:cs="Calibri" w:eastAsia="Calibri" w:hAnsi="Calibri"/>
           <w:b/>
           <w:bCs/>
-          <w:color w:val="1C2B3C"/>
+          <w:color w:val="0B2E45"/>
           <w:sz w:val="20"/>
           <w:szCs w:val="20"/>
         </w:rPr>
@@ -1519,7 +1519,7 @@
           <w:rFonts w:ascii="Calibri" w:cs="Calibri" w:eastAsia="Calibri" w:hAnsi="Calibri"/>
           <w:b/>
           <w:bCs/>
-          <w:color w:val="1C2B3C"/>
+          <w:color w:val="0B2E45"/>
           <w:sz w:val="20"/>
           <w:szCs w:val="20"/>
         </w:rPr>
@@ -1543,7 +1543,7 @@
           <w:rFonts w:ascii="Calibri" w:cs="Calibri" w:eastAsia="Calibri" w:hAnsi="Calibri"/>
           <w:b/>
           <w:bCs/>
-          <w:color w:val="1C2B3C"/>
+          <w:color w:val="0B2E45"/>
           <w:sz w:val="20"/>
           <w:szCs w:val="20"/>
         </w:rPr>
@@ -1567,7 +1567,7 @@
           <w:rFonts w:ascii="Calibri" w:cs="Calibri" w:eastAsia="Calibri" w:hAnsi="Calibri"/>
           <w:b/>
           <w:bCs/>
-          <w:color w:val="1C2B3C"/>
+          <w:color w:val="0B2E45"/>
           <w:sz w:val="20"/>
           <w:szCs w:val="20"/>
         </w:rPr>
@@ -1591,7 +1591,7 @@
           <w:rFonts w:ascii="Calibri" w:cs="Calibri" w:eastAsia="Calibri" w:hAnsi="Calibri"/>
           <w:b/>
           <w:bCs/>
-          <w:color w:val="1C2B3C"/>
+          <w:color w:val="0B2E45"/>
           <w:sz w:val="20"/>
           <w:szCs w:val="20"/>
         </w:rPr>
@@ -1615,7 +1615,7 @@
           <w:rFonts w:ascii="Calibri" w:cs="Calibri" w:eastAsia="Calibri" w:hAnsi="Calibri"/>
           <w:b/>
           <w:bCs/>
-          <w:color w:val="1C2B3C"/>
+          <w:color w:val="0B2E45"/>
           <w:sz w:val="20"/>
           <w:szCs w:val="20"/>
         </w:rPr>
@@ -1633,7 +1633,7 @@
     <w:p>
       <w:pPr>
         <w:pBdr>
-          <w:bottom w:val="single" w:color="F59316" w:sz="18" w:space="2"/>
+          <w:bottom w:val="single" w:color="39A900" w:sz="18" w:space="2"/>
         </w:pBdr>
         <w:spacing w:after="180" w:before="240"/>
       </w:pPr>
@@ -1642,7 +1642,7 @@
           <w:rFonts w:ascii="Calibri" w:cs="Calibri" w:eastAsia="Calibri" w:hAnsi="Calibri"/>
           <w:b/>
           <w:bCs/>
-          <w:color w:val="1C2B3C"/>
+          <w:color w:val="0B2E45"/>
           <w:sz w:val="36"/>
           <w:szCs w:val="36"/>
         </w:rPr>
@@ -1695,7 +1695,7 @@
           <w:rFonts w:ascii="Calibri" w:cs="Calibri" w:eastAsia="Calibri" w:hAnsi="Calibri"/>
           <w:b/>
           <w:bCs/>
-          <w:color w:val="1C2B3C"/>
+          <w:color w:val="0B2E45"/>
           <w:sz w:val="22"/>
           <w:szCs w:val="22"/>
         </w:rPr>
@@ -1729,7 +1729,7 @@
           <w:rFonts w:ascii="Calibri" w:cs="Calibri" w:eastAsia="Calibri" w:hAnsi="Calibri"/>
           <w:b/>
           <w:bCs/>
-          <w:color w:val="F59316"/>
+          <w:color w:val="39A900"/>
           <w:sz w:val="24"/>
           <w:szCs w:val="24"/>
         </w:rPr>
@@ -1838,7 +1838,7 @@
           <w:bCs/>
           <w:i w:val="false"/>
           <w:iCs w:val="false"/>
-          <w:color w:val="F59316"/>
+          <w:color w:val="39A900"/>
           <w:sz w:val="20"/>
           <w:szCs w:val="20"/>
         </w:rPr>
@@ -1851,7 +1851,7 @@
           <w:bCs/>
           <w:i w:val="false"/>
           <w:iCs w:val="false"/>
-          <w:color w:val="F59316"/>
+          <w:color w:val="39A900"/>
           <w:sz w:val="20"/>
           <w:szCs w:val="20"/>
         </w:rPr>
@@ -1880,7 +1880,7 @@
           <w:rFonts w:ascii="Calibri" w:cs="Calibri" w:eastAsia="Calibri" w:hAnsi="Calibri"/>
           <w:b/>
           <w:bCs/>
-          <w:color w:val="F59316"/>
+          <w:color w:val="39A900"/>
           <w:sz w:val="24"/>
           <w:szCs w:val="24"/>
         </w:rPr>
@@ -1989,7 +1989,7 @@
           <w:bCs/>
           <w:i w:val="false"/>
           <w:iCs w:val="false"/>
-          <w:color w:val="F59316"/>
+          <w:color w:val="39A900"/>
           <w:sz w:val="20"/>
           <w:szCs w:val="20"/>
         </w:rPr>
@@ -2002,7 +2002,7 @@
           <w:bCs/>
           <w:i w:val="false"/>
           <w:iCs w:val="false"/>
-          <w:color w:val="F59316"/>
+          <w:color w:val="39A900"/>
           <w:sz w:val="20"/>
           <w:szCs w:val="20"/>
         </w:rPr>
@@ -2031,7 +2031,7 @@
           <w:rFonts w:ascii="Calibri" w:cs="Calibri" w:eastAsia="Calibri" w:hAnsi="Calibri"/>
           <w:b/>
           <w:bCs/>
-          <w:color w:val="F59316"/>
+          <w:color w:val="39A900"/>
           <w:sz w:val="24"/>
           <w:szCs w:val="24"/>
         </w:rPr>
@@ -2140,7 +2140,7 @@
           <w:bCs/>
           <w:i w:val="false"/>
           <w:iCs w:val="false"/>
-          <w:color w:val="F59316"/>
+          <w:color w:val="39A900"/>
           <w:sz w:val="20"/>
           <w:szCs w:val="20"/>
         </w:rPr>
@@ -2153,7 +2153,7 @@
           <w:bCs/>
           <w:i w:val="false"/>
           <w:iCs w:val="false"/>
-          <w:color w:val="F59316"/>
+          <w:color w:val="39A900"/>
           <w:sz w:val="20"/>
           <w:szCs w:val="20"/>
         </w:rPr>
@@ -2182,7 +2182,7 @@
           <w:rFonts w:ascii="Calibri" w:cs="Calibri" w:eastAsia="Calibri" w:hAnsi="Calibri"/>
           <w:b/>
           <w:bCs/>
-          <w:color w:val="F59316"/>
+          <w:color w:val="39A900"/>
           <w:sz w:val="24"/>
           <w:szCs w:val="24"/>
         </w:rPr>
@@ -2291,7 +2291,7 @@
           <w:bCs/>
           <w:i w:val="false"/>
           <w:iCs w:val="false"/>
-          <w:color w:val="F59316"/>
+          <w:color w:val="39A900"/>
           <w:sz w:val="20"/>
           <w:szCs w:val="20"/>
         </w:rPr>
@@ -2304,7 +2304,7 @@
           <w:bCs/>
           <w:i w:val="false"/>
           <w:iCs w:val="false"/>
-          <w:color w:val="F59316"/>
+          <w:color w:val="39A900"/>
           <w:sz w:val="20"/>
           <w:szCs w:val="20"/>
         </w:rPr>
@@ -2333,7 +2333,7 @@
           <w:rFonts w:ascii="Calibri" w:cs="Calibri" w:eastAsia="Calibri" w:hAnsi="Calibri"/>
           <w:b/>
           <w:bCs/>
-          <w:color w:val="F59316"/>
+          <w:color w:val="39A900"/>
           <w:sz w:val="24"/>
           <w:szCs w:val="24"/>
         </w:rPr>
@@ -2442,7 +2442,7 @@
           <w:bCs/>
           <w:i w:val="false"/>
           <w:iCs w:val="false"/>
-          <w:color w:val="F59316"/>
+          <w:color w:val="39A900"/>
           <w:sz w:val="20"/>
           <w:szCs w:val="20"/>
         </w:rPr>
@@ -2455,7 +2455,7 @@
           <w:bCs/>
           <w:i w:val="false"/>
           <w:iCs w:val="false"/>
-          <w:color w:val="F59316"/>
+          <w:color w:val="39A900"/>
           <w:sz w:val="20"/>
           <w:szCs w:val="20"/>
         </w:rPr>
@@ -2478,7 +2478,7 @@
     <w:p>
       <w:pPr>
         <w:pBdr>
-          <w:bottom w:val="single" w:color="F59316" w:sz="18" w:space="2"/>
+          <w:bottom w:val="single" w:color="39A900" w:sz="18" w:space="2"/>
         </w:pBdr>
         <w:spacing w:after="180" w:before="240"/>
       </w:pPr>
@@ -2487,7 +2487,7 @@
           <w:rFonts w:ascii="Calibri" w:cs="Calibri" w:eastAsia="Calibri" w:hAnsi="Calibri"/>
           <w:b/>
           <w:bCs/>
-          <w:color w:val="1C2B3C"/>
+          <w:color w:val="0B2E45"/>
           <w:sz w:val="36"/>
           <w:szCs w:val="36"/>
         </w:rPr>
@@ -2540,7 +2540,7 @@
           <w:rFonts w:ascii="Calibri" w:cs="Calibri" w:eastAsia="Calibri" w:hAnsi="Calibri"/>
           <w:b/>
           <w:bCs/>
-          <w:color w:val="F59316"/>
+          <w:color w:val="39A900"/>
           <w:sz w:val="24"/>
           <w:szCs w:val="24"/>
         </w:rPr>
@@ -2649,7 +2649,7 @@
           <w:bCs/>
           <w:i w:val="false"/>
           <w:iCs w:val="false"/>
-          <w:color w:val="F59316"/>
+          <w:color w:val="39A900"/>
           <w:sz w:val="20"/>
           <w:szCs w:val="20"/>
         </w:rPr>
@@ -2662,7 +2662,7 @@
           <w:bCs/>
           <w:i w:val="false"/>
           <w:iCs w:val="false"/>
-          <w:color w:val="F59316"/>
+          <w:color w:val="39A900"/>
           <w:sz w:val="20"/>
           <w:szCs w:val="20"/>
         </w:rPr>
@@ -2691,7 +2691,7 @@
           <w:rFonts w:ascii="Calibri" w:cs="Calibri" w:eastAsia="Calibri" w:hAnsi="Calibri"/>
           <w:b/>
           <w:bCs/>
-          <w:color w:val="F59316"/>
+          <w:color w:val="39A900"/>
           <w:sz w:val="24"/>
           <w:szCs w:val="24"/>
         </w:rPr>
@@ -2800,7 +2800,7 @@
           <w:bCs/>
           <w:i w:val="false"/>
           <w:iCs w:val="false"/>
-          <w:color w:val="F59316"/>
+          <w:color w:val="39A900"/>
           <w:sz w:val="20"/>
           <w:szCs w:val="20"/>
         </w:rPr>
@@ -2813,7 +2813,7 @@
           <w:bCs/>
           <w:i w:val="false"/>
           <w:iCs w:val="false"/>
-          <w:color w:val="F59316"/>
+          <w:color w:val="39A900"/>
           <w:sz w:val="20"/>
           <w:szCs w:val="20"/>
         </w:rPr>
@@ -2842,7 +2842,7 @@
           <w:rFonts w:ascii="Calibri" w:cs="Calibri" w:eastAsia="Calibri" w:hAnsi="Calibri"/>
           <w:b/>
           <w:bCs/>
-          <w:color w:val="F59316"/>
+          <w:color w:val="39A900"/>
           <w:sz w:val="24"/>
           <w:szCs w:val="24"/>
         </w:rPr>
@@ -2951,7 +2951,7 @@
           <w:bCs/>
           <w:i w:val="false"/>
           <w:iCs w:val="false"/>
-          <w:color w:val="F59316"/>
+          <w:color w:val="39A900"/>
           <w:sz w:val="20"/>
           <w:szCs w:val="20"/>
         </w:rPr>
@@ -2964,7 +2964,7 @@
           <w:bCs/>
           <w:i w:val="false"/>
           <w:iCs w:val="false"/>
-          <w:color w:val="F59316"/>
+          <w:color w:val="39A900"/>
           <w:sz w:val="20"/>
           <w:szCs w:val="20"/>
         </w:rPr>
@@ -2993,7 +2993,7 @@
           <w:rFonts w:ascii="Calibri" w:cs="Calibri" w:eastAsia="Calibri" w:hAnsi="Calibri"/>
           <w:b/>
           <w:bCs/>
-          <w:color w:val="F59316"/>
+          <w:color w:val="39A900"/>
           <w:sz w:val="24"/>
           <w:szCs w:val="24"/>
         </w:rPr>
@@ -3102,7 +3102,7 @@
           <w:bCs/>
           <w:i w:val="false"/>
           <w:iCs w:val="false"/>
-          <w:color w:val="F59316"/>
+          <w:color w:val="39A900"/>
           <w:sz w:val="20"/>
           <w:szCs w:val="20"/>
         </w:rPr>
@@ -3115,7 +3115,7 @@
           <w:bCs/>
           <w:i w:val="false"/>
           <w:iCs w:val="false"/>
-          <w:color w:val="F59316"/>
+          <w:color w:val="39A900"/>
           <w:sz w:val="20"/>
           <w:szCs w:val="20"/>
         </w:rPr>
@@ -3144,7 +3144,7 @@
           <w:rFonts w:ascii="Calibri" w:cs="Calibri" w:eastAsia="Calibri" w:hAnsi="Calibri"/>
           <w:b/>
           <w:bCs/>
-          <w:color w:val="F59316"/>
+          <w:color w:val="39A900"/>
           <w:sz w:val="24"/>
           <w:szCs w:val="24"/>
         </w:rPr>
@@ -3253,7 +3253,7 @@
           <w:bCs/>
           <w:i w:val="false"/>
           <w:iCs w:val="false"/>
-          <w:color w:val="F59316"/>
+          <w:color w:val="39A900"/>
           <w:sz w:val="20"/>
           <w:szCs w:val="20"/>
         </w:rPr>
@@ -3266,7 +3266,7 @@
           <w:bCs/>
           <w:i w:val="false"/>
           <w:iCs w:val="false"/>
-          <w:color w:val="F59316"/>
+          <w:color w:val="39A900"/>
           <w:sz w:val="20"/>
           <w:szCs w:val="20"/>
         </w:rPr>
@@ -3289,7 +3289,7 @@
     <w:p>
       <w:pPr>
         <w:pBdr>
-          <w:bottom w:val="single" w:color="F59316" w:sz="18" w:space="2"/>
+          <w:bottom w:val="single" w:color="39A900" w:sz="18" w:space="2"/>
         </w:pBdr>
         <w:spacing w:after="180" w:before="240"/>
       </w:pPr>
@@ -3298,7 +3298,7 @@
           <w:rFonts w:ascii="Calibri" w:cs="Calibri" w:eastAsia="Calibri" w:hAnsi="Calibri"/>
           <w:b/>
           <w:bCs/>
-          <w:color w:val="1C2B3C"/>
+          <w:color w:val="0B2E45"/>
           <w:sz w:val="36"/>
           <w:szCs w:val="36"/>
         </w:rPr>
@@ -3370,7 +3370,7 @@
           <w:rFonts w:ascii="Calibri" w:cs="Calibri" w:eastAsia="Calibri" w:hAnsi="Calibri"/>
           <w:b/>
           <w:bCs/>
-          <w:color w:val="F59316"/>
+          <w:color w:val="39A900"/>
           <w:sz w:val="24"/>
           <w:szCs w:val="24"/>
         </w:rPr>
@@ -3479,7 +3479,7 @@
           <w:bCs/>
           <w:i w:val="false"/>
           <w:iCs w:val="false"/>
-          <w:color w:val="F59316"/>
+          <w:color w:val="39A900"/>
           <w:sz w:val="20"/>
           <w:szCs w:val="20"/>
         </w:rPr>
@@ -3492,7 +3492,7 @@
           <w:bCs/>
           <w:i w:val="false"/>
           <w:iCs w:val="false"/>
-          <w:color w:val="F59316"/>
+          <w:color w:val="39A900"/>
           <w:sz w:val="20"/>
           <w:szCs w:val="20"/>
         </w:rPr>
@@ -3521,7 +3521,7 @@
           <w:rFonts w:ascii="Calibri" w:cs="Calibri" w:eastAsia="Calibri" w:hAnsi="Calibri"/>
           <w:b/>
           <w:bCs/>
-          <w:color w:val="F59316"/>
+          <w:color w:val="39A900"/>
           <w:sz w:val="24"/>
           <w:szCs w:val="24"/>
         </w:rPr>
@@ -3630,7 +3630,7 @@
           <w:bCs/>
           <w:i w:val="false"/>
           <w:iCs w:val="false"/>
-          <w:color w:val="F59316"/>
+          <w:color w:val="39A900"/>
           <w:sz w:val="20"/>
           <w:szCs w:val="20"/>
         </w:rPr>
@@ -3643,7 +3643,7 @@
           <w:bCs/>
           <w:i w:val="false"/>
           <w:iCs w:val="false"/>
-          <w:color w:val="F59316"/>
+          <w:color w:val="39A900"/>
           <w:sz w:val="20"/>
           <w:szCs w:val="20"/>
         </w:rPr>
@@ -3672,7 +3672,7 @@
           <w:rFonts w:ascii="Calibri" w:cs="Calibri" w:eastAsia="Calibri" w:hAnsi="Calibri"/>
           <w:b/>
           <w:bCs/>
-          <w:color w:val="F59316"/>
+          <w:color w:val="39A900"/>
           <w:sz w:val="24"/>
           <w:szCs w:val="24"/>
         </w:rPr>
@@ -3781,7 +3781,7 @@
           <w:bCs/>
           <w:i w:val="false"/>
           <w:iCs w:val="false"/>
-          <w:color w:val="F59316"/>
+          <w:color w:val="39A900"/>
           <w:sz w:val="20"/>
           <w:szCs w:val="20"/>
         </w:rPr>
@@ -3794,7 +3794,7 @@
           <w:bCs/>
           <w:i w:val="false"/>
           <w:iCs w:val="false"/>
-          <w:color w:val="F59316"/>
+          <w:color w:val="39A900"/>
           <w:sz w:val="20"/>
           <w:szCs w:val="20"/>
         </w:rPr>
@@ -3823,7 +3823,7 @@
           <w:rFonts w:ascii="Calibri" w:cs="Calibri" w:eastAsia="Calibri" w:hAnsi="Calibri"/>
           <w:b/>
           <w:bCs/>
-          <w:color w:val="F59316"/>
+          <w:color w:val="39A900"/>
           <w:sz w:val="24"/>
           <w:szCs w:val="24"/>
         </w:rPr>
@@ -3932,7 +3932,7 @@
           <w:bCs/>
           <w:i w:val="false"/>
           <w:iCs w:val="false"/>
-          <w:color w:val="F59316"/>
+          <w:color w:val="39A900"/>
           <w:sz w:val="20"/>
           <w:szCs w:val="20"/>
         </w:rPr>
@@ -3945,7 +3945,7 @@
           <w:bCs/>
           <w:i w:val="false"/>
           <w:iCs w:val="false"/>
-          <w:color w:val="F59316"/>
+          <w:color w:val="39A900"/>
           <w:sz w:val="20"/>
           <w:szCs w:val="20"/>
         </w:rPr>
@@ -3974,7 +3974,7 @@
           <w:rFonts w:ascii="Calibri" w:cs="Calibri" w:eastAsia="Calibri" w:hAnsi="Calibri"/>
           <w:b/>
           <w:bCs/>
-          <w:color w:val="F59316"/>
+          <w:color w:val="39A900"/>
           <w:sz w:val="24"/>
           <w:szCs w:val="24"/>
         </w:rPr>
@@ -4083,7 +4083,7 @@
           <w:bCs/>
           <w:i w:val="false"/>
           <w:iCs w:val="false"/>
-          <w:color w:val="F59316"/>
+          <w:color w:val="39A900"/>
           <w:sz w:val="20"/>
           <w:szCs w:val="20"/>
         </w:rPr>
@@ -4096,7 +4096,7 @@
           <w:bCs/>
           <w:i w:val="false"/>
           <w:iCs w:val="false"/>
-          <w:color w:val="F59316"/>
+          <w:color w:val="39A900"/>
           <w:sz w:val="20"/>
           <w:szCs w:val="20"/>
         </w:rPr>
@@ -4119,7 +4119,7 @@
     <w:p>
       <w:pPr>
         <w:pBdr>
-          <w:bottom w:val="single" w:color="F59316" w:sz="18" w:space="2"/>
+          <w:bottom w:val="single" w:color="39A900" w:sz="18" w:space="2"/>
         </w:pBdr>
         <w:spacing w:after="180" w:before="240"/>
       </w:pPr>
@@ -4128,7 +4128,7 @@
           <w:rFonts w:ascii="Calibri" w:cs="Calibri" w:eastAsia="Calibri" w:hAnsi="Calibri"/>
           <w:b/>
           <w:bCs/>
-          <w:color w:val="1C2B3C"/>
+          <w:color w:val="0B2E45"/>
           <w:sz w:val="36"/>
           <w:szCs w:val="36"/>
         </w:rPr>
@@ -4181,7 +4181,7 @@
           <w:rFonts w:ascii="Calibri" w:cs="Calibri" w:eastAsia="Calibri" w:hAnsi="Calibri"/>
           <w:b/>
           <w:bCs/>
-          <w:color w:val="F59316"/>
+          <w:color w:val="39A900"/>
           <w:sz w:val="24"/>
           <w:szCs w:val="24"/>
         </w:rPr>
@@ -4290,7 +4290,7 @@
           <w:bCs/>
           <w:i w:val="false"/>
           <w:iCs w:val="false"/>
-          <w:color w:val="F59316"/>
+          <w:color w:val="39A900"/>
           <w:sz w:val="20"/>
           <w:szCs w:val="20"/>
         </w:rPr>
@@ -4303,7 +4303,7 @@
           <w:bCs/>
           <w:i w:val="false"/>
           <w:iCs w:val="false"/>
-          <w:color w:val="F59316"/>
+          <w:color w:val="39A900"/>
           <w:sz w:val="20"/>
           <w:szCs w:val="20"/>
         </w:rPr>
@@ -4332,7 +4332,7 @@
           <w:rFonts w:ascii="Calibri" w:cs="Calibri" w:eastAsia="Calibri" w:hAnsi="Calibri"/>
           <w:b/>
           <w:bCs/>
-          <w:color w:val="F59316"/>
+          <w:color w:val="39A900"/>
           <w:sz w:val="24"/>
           <w:szCs w:val="24"/>
         </w:rPr>
@@ -4441,7 +4441,7 @@
           <w:bCs/>
           <w:i w:val="false"/>
           <w:iCs w:val="false"/>
-          <w:color w:val="F59316"/>
+          <w:color w:val="39A900"/>
           <w:sz w:val="20"/>
           <w:szCs w:val="20"/>
         </w:rPr>
@@ -4454,7 +4454,7 @@
           <w:bCs/>
           <w:i w:val="false"/>
           <w:iCs w:val="false"/>
-          <w:color w:val="F59316"/>
+          <w:color w:val="39A900"/>
           <w:sz w:val="20"/>
           <w:szCs w:val="20"/>
         </w:rPr>
@@ -4483,7 +4483,7 @@
           <w:rFonts w:ascii="Calibri" w:cs="Calibri" w:eastAsia="Calibri" w:hAnsi="Calibri"/>
           <w:b/>
           <w:bCs/>
-          <w:color w:val="F59316"/>
+          <w:color w:val="39A900"/>
           <w:sz w:val="24"/>
           <w:szCs w:val="24"/>
         </w:rPr>
@@ -4592,7 +4592,7 @@
           <w:bCs/>
           <w:i w:val="false"/>
           <w:iCs w:val="false"/>
-          <w:color w:val="F59316"/>
+          <w:color w:val="39A900"/>
           <w:sz w:val="20"/>
           <w:szCs w:val="20"/>
         </w:rPr>
@@ -4605,7 +4605,7 @@
           <w:bCs/>
           <w:i w:val="false"/>
           <w:iCs w:val="false"/>
-          <w:color w:val="F59316"/>
+          <w:color w:val="39A900"/>
           <w:sz w:val="20"/>
           <w:szCs w:val="20"/>
         </w:rPr>
@@ -4634,7 +4634,7 @@
           <w:rFonts w:ascii="Calibri" w:cs="Calibri" w:eastAsia="Calibri" w:hAnsi="Calibri"/>
           <w:b/>
           <w:bCs/>
-          <w:color w:val="F59316"/>
+          <w:color w:val="39A900"/>
           <w:sz w:val="24"/>
           <w:szCs w:val="24"/>
         </w:rPr>
@@ -4743,7 +4743,7 @@
           <w:bCs/>
           <w:i w:val="false"/>
           <w:iCs w:val="false"/>
-          <w:color w:val="F59316"/>
+          <w:color w:val="39A900"/>
           <w:sz w:val="20"/>
           <w:szCs w:val="20"/>
         </w:rPr>
@@ -4756,7 +4756,7 @@
           <w:bCs/>
           <w:i w:val="false"/>
           <w:iCs w:val="false"/>
-          <w:color w:val="F59316"/>
+          <w:color w:val="39A900"/>
           <w:sz w:val="20"/>
           <w:szCs w:val="20"/>
         </w:rPr>
@@ -4785,7 +4785,7 @@
           <w:rFonts w:ascii="Calibri" w:cs="Calibri" w:eastAsia="Calibri" w:hAnsi="Calibri"/>
           <w:b/>
           <w:bCs/>
-          <w:color w:val="F59316"/>
+          <w:color w:val="39A900"/>
           <w:sz w:val="24"/>
           <w:szCs w:val="24"/>
         </w:rPr>
@@ -4894,7 +4894,7 @@
           <w:bCs/>
           <w:i w:val="false"/>
           <w:iCs w:val="false"/>
-          <w:color w:val="F59316"/>
+          <w:color w:val="39A900"/>
           <w:sz w:val="20"/>
           <w:szCs w:val="20"/>
         </w:rPr>
@@ -4907,7 +4907,7 @@
           <w:bCs/>
           <w:i w:val="false"/>
           <w:iCs w:val="false"/>
-          <w:color w:val="F59316"/>
+          <w:color w:val="39A900"/>
           <w:sz w:val="20"/>
           <w:szCs w:val="20"/>
         </w:rPr>
@@ -4930,7 +4930,7 @@
     <w:p>
       <w:pPr>
         <w:pBdr>
-          <w:bottom w:val="single" w:color="F59316" w:sz="18" w:space="2"/>
+          <w:bottom w:val="single" w:color="39A900" w:sz="18" w:space="2"/>
         </w:pBdr>
         <w:spacing w:after="180" w:before="240"/>
       </w:pPr>
@@ -4939,7 +4939,7 @@
           <w:rFonts w:ascii="Calibri" w:cs="Calibri" w:eastAsia="Calibri" w:hAnsi="Calibri"/>
           <w:b/>
           <w:bCs/>
-          <w:color w:val="1C2B3C"/>
+          <w:color w:val="0B2E45"/>
           <w:sz w:val="36"/>
           <w:szCs w:val="36"/>
         </w:rPr>
@@ -4992,7 +4992,7 @@
           <w:rFonts w:ascii="Calibri" w:cs="Calibri" w:eastAsia="Calibri" w:hAnsi="Calibri"/>
           <w:b/>
           <w:bCs/>
-          <w:color w:val="F59316"/>
+          <w:color w:val="39A900"/>
           <w:sz w:val="24"/>
           <w:szCs w:val="24"/>
         </w:rPr>
@@ -5101,7 +5101,7 @@
           <w:bCs/>
           <w:i w:val="false"/>
           <w:iCs w:val="false"/>
-          <w:color w:val="F59316"/>
+          <w:color w:val="39A900"/>
           <w:sz w:val="20"/>
           <w:szCs w:val="20"/>
         </w:rPr>
@@ -5114,7 +5114,7 @@
           <w:bCs/>
           <w:i w:val="false"/>
           <w:iCs w:val="false"/>
-          <w:color w:val="F59316"/>
+          <w:color w:val="39A900"/>
           <w:sz w:val="20"/>
           <w:szCs w:val="20"/>
         </w:rPr>
@@ -5143,7 +5143,7 @@
           <w:rFonts w:ascii="Calibri" w:cs="Calibri" w:eastAsia="Calibri" w:hAnsi="Calibri"/>
           <w:b/>
           <w:bCs/>
-          <w:color w:val="F59316"/>
+          <w:color w:val="39A900"/>
           <w:sz w:val="24"/>
           <w:szCs w:val="24"/>
         </w:rPr>
@@ -5252,7 +5252,7 @@
           <w:bCs/>
           <w:i w:val="false"/>
           <w:iCs w:val="false"/>
-          <w:color w:val="F59316"/>
+          <w:color w:val="39A900"/>
           <w:sz w:val="20"/>
           <w:szCs w:val="20"/>
         </w:rPr>
@@ -5265,7 +5265,7 @@
           <w:bCs/>
           <w:i w:val="false"/>
           <w:iCs w:val="false"/>
-          <w:color w:val="F59316"/>
+          <w:color w:val="39A900"/>
           <w:sz w:val="20"/>
           <w:szCs w:val="20"/>
         </w:rPr>
@@ -5294,7 +5294,7 @@
           <w:rFonts w:ascii="Calibri" w:cs="Calibri" w:eastAsia="Calibri" w:hAnsi="Calibri"/>
           <w:b/>
           <w:bCs/>
-          <w:color w:val="F59316"/>
+          <w:color w:val="39A900"/>
           <w:sz w:val="24"/>
           <w:szCs w:val="24"/>
         </w:rPr>
@@ -5403,7 +5403,7 @@
           <w:bCs/>
           <w:i w:val="false"/>
           <w:iCs w:val="false"/>
-          <w:color w:val="F59316"/>
+          <w:color w:val="39A900"/>
           <w:sz w:val="20"/>
           <w:szCs w:val="20"/>
         </w:rPr>
@@ -5416,7 +5416,7 @@
           <w:bCs/>
           <w:i w:val="false"/>
           <w:iCs w:val="false"/>
-          <w:color w:val="F59316"/>
+          <w:color w:val="39A900"/>
           <w:sz w:val="20"/>
           <w:szCs w:val="20"/>
         </w:rPr>
@@ -5445,7 +5445,7 @@
           <w:rFonts w:ascii="Calibri" w:cs="Calibri" w:eastAsia="Calibri" w:hAnsi="Calibri"/>
           <w:b/>
           <w:bCs/>
-          <w:color w:val="F59316"/>
+          <w:color w:val="39A900"/>
           <w:sz w:val="24"/>
           <w:szCs w:val="24"/>
         </w:rPr>
@@ -5554,7 +5554,7 @@
           <w:bCs/>
           <w:i w:val="false"/>
           <w:iCs w:val="false"/>
-          <w:color w:val="F59316"/>
+          <w:color w:val="39A900"/>
           <w:sz w:val="20"/>
           <w:szCs w:val="20"/>
         </w:rPr>
@@ -5567,7 +5567,7 @@
           <w:bCs/>
           <w:i w:val="false"/>
           <w:iCs w:val="false"/>
-          <w:color w:val="F59316"/>
+          <w:color w:val="39A900"/>
           <w:sz w:val="20"/>
           <w:szCs w:val="20"/>
         </w:rPr>
@@ -5596,7 +5596,7 @@
           <w:rFonts w:ascii="Calibri" w:cs="Calibri" w:eastAsia="Calibri" w:hAnsi="Calibri"/>
           <w:b/>
           <w:bCs/>
-          <w:color w:val="F59316"/>
+          <w:color w:val="39A900"/>
           <w:sz w:val="24"/>
           <w:szCs w:val="24"/>
         </w:rPr>
@@ -5705,7 +5705,7 @@
           <w:bCs/>
           <w:i w:val="false"/>
           <w:iCs w:val="false"/>
-          <w:color w:val="F59316"/>
+          <w:color w:val="39A900"/>
           <w:sz w:val="20"/>
           <w:szCs w:val="20"/>
         </w:rPr>
@@ -5718,7 +5718,7 @@
           <w:bCs/>
           <w:i w:val="false"/>
           <w:iCs w:val="false"/>
-          <w:color w:val="F59316"/>
+          <w:color w:val="39A900"/>
           <w:sz w:val="20"/>
           <w:szCs w:val="20"/>
         </w:rPr>
@@ -5741,7 +5741,7 @@
     <w:p>
       <w:pPr>
         <w:pBdr>
-          <w:bottom w:val="single" w:color="F59316" w:sz="18" w:space="2"/>
+          <w:bottom w:val="single" w:color="39A900" w:sz="18" w:space="2"/>
         </w:pBdr>
         <w:spacing w:after="180" w:before="240"/>
       </w:pPr>
@@ -5750,7 +5750,7 @@
           <w:rFonts w:ascii="Calibri" w:cs="Calibri" w:eastAsia="Calibri" w:hAnsi="Calibri"/>
           <w:b/>
           <w:bCs/>
-          <w:color w:val="1C2B3C"/>
+          <w:color w:val="0B2E45"/>
           <w:sz w:val="36"/>
           <w:szCs w:val="36"/>
         </w:rPr>
@@ -5780,7 +5780,7 @@
         <w:tc>
           <w:tcPr>
             <w:tcW w:type="dxa" w:w="3500"/>
-            <w:shd w:fill="1C2B3C" w:color="auto" w:val="clear"/>
+            <w:shd w:fill="0B2E45" w:color="auto" w:val="clear"/>
             <w:tcMar>
               <w:top w:type="dxa" w:w="100"/>
               <w:left w:type="dxa" w:w="120"/>
@@ -5808,7 +5808,7 @@
         <w:tc>
           <w:tcPr>
             <w:tcW w:type="dxa" w:w="6580"/>
-            <w:shd w:fill="1C2B3C" w:color="auto" w:val="clear"/>
+            <w:shd w:fill="0B2E45" w:color="auto" w:val="clear"/>
             <w:tcMar>
               <w:top w:type="dxa" w:w="100"/>
               <w:left w:type="dxa" w:w="120"/>
@@ -6174,7 +6174,7 @@
     <w:p>
       <w:pPr>
         <w:pBdr>
-          <w:bottom w:val="single" w:color="F59316" w:sz="18" w:space="2"/>
+          <w:bottom w:val="single" w:color="39A900" w:sz="18" w:space="2"/>
         </w:pBdr>
         <w:spacing w:after="180" w:before="240"/>
       </w:pPr>
@@ -6183,7 +6183,7 @@
           <w:rFonts w:ascii="Calibri" w:cs="Calibri" w:eastAsia="Calibri" w:hAnsi="Calibri"/>
           <w:b/>
           <w:bCs/>
-          <w:color w:val="1C2B3C"/>
+          <w:color w:val="0B2E45"/>
           <w:sz w:val="36"/>
           <w:szCs w:val="36"/>
         </w:rPr>
@@ -6217,7 +6217,7 @@
           <w:rFonts w:ascii="Calibri" w:cs="Calibri" w:eastAsia="Calibri" w:hAnsi="Calibri"/>
           <w:b/>
           <w:bCs/>
-          <w:color w:val="1C2B3C"/>
+          <w:color w:val="0B2E45"/>
           <w:sz w:val="20"/>
           <w:szCs w:val="20"/>
         </w:rPr>
@@ -6241,7 +6241,7 @@
           <w:rFonts w:ascii="Calibri" w:cs="Calibri" w:eastAsia="Calibri" w:hAnsi="Calibri"/>
           <w:b/>
           <w:bCs/>
-          <w:color w:val="1C2B3C"/>
+          <w:color w:val="0B2E45"/>
           <w:sz w:val="20"/>
           <w:szCs w:val="20"/>
         </w:rPr>
@@ -6265,7 +6265,7 @@
           <w:rFonts w:ascii="Calibri" w:cs="Calibri" w:eastAsia="Calibri" w:hAnsi="Calibri"/>
           <w:b/>
           <w:bCs/>
-          <w:color w:val="1C2B3C"/>
+          <w:color w:val="0B2E45"/>
           <w:sz w:val="20"/>
           <w:szCs w:val="20"/>
         </w:rPr>
@@ -6289,7 +6289,7 @@
           <w:rFonts w:ascii="Calibri" w:cs="Calibri" w:eastAsia="Calibri" w:hAnsi="Calibri"/>
           <w:b/>
           <w:bCs/>
-          <w:color w:val="1C2B3C"/>
+          <w:color w:val="0B2E45"/>
           <w:sz w:val="20"/>
           <w:szCs w:val="20"/>
         </w:rPr>
@@ -6313,7 +6313,7 @@
           <w:rFonts w:ascii="Calibri" w:cs="Calibri" w:eastAsia="Calibri" w:hAnsi="Calibri"/>
           <w:b/>
           <w:bCs/>
-          <w:color w:val="1C2B3C"/>
+          <w:color w:val="0B2E45"/>
           <w:sz w:val="20"/>
           <w:szCs w:val="20"/>
         </w:rPr>
@@ -6337,7 +6337,7 @@
           <w:rFonts w:ascii="Calibri" w:cs="Calibri" w:eastAsia="Calibri" w:hAnsi="Calibri"/>
           <w:b/>
           <w:bCs/>
-          <w:color w:val="1C2B3C"/>
+          <w:color w:val="0B2E45"/>
           <w:sz w:val="20"/>
           <w:szCs w:val="20"/>
         </w:rPr>
@@ -6361,7 +6361,7 @@
           <w:rFonts w:ascii="Calibri" w:cs="Calibri" w:eastAsia="Calibri" w:hAnsi="Calibri"/>
           <w:b/>
           <w:bCs/>
-          <w:color w:val="F59316"/>
+          <w:color w:val="39A900"/>
           <w:sz w:val="24"/>
           <w:szCs w:val="24"/>
         </w:rPr>
@@ -6377,7 +6377,7 @@
           <w:rFonts w:ascii="Calibri" w:cs="Calibri" w:eastAsia="Calibri" w:hAnsi="Calibri"/>
           <w:b/>
           <w:bCs/>
-          <w:color w:val="1C2B3C"/>
+          <w:color w:val="0B2E45"/>
           <w:sz w:val="20"/>
           <w:szCs w:val="20"/>
         </w:rPr>
@@ -6401,7 +6401,7 @@
           <w:rFonts w:ascii="Calibri" w:cs="Calibri" w:eastAsia="Calibri" w:hAnsi="Calibri"/>
           <w:b/>
           <w:bCs/>
-          <w:color w:val="1C2B3C"/>
+          <w:color w:val="0B2E45"/>
           <w:sz w:val="20"/>
           <w:szCs w:val="20"/>
         </w:rPr>
@@ -6425,7 +6425,7 @@
           <w:rFonts w:ascii="Calibri" w:cs="Calibri" w:eastAsia="Calibri" w:hAnsi="Calibri"/>
           <w:b/>
           <w:bCs/>
-          <w:color w:val="1C2B3C"/>
+          <w:color w:val="0B2E45"/>
           <w:sz w:val="20"/>
           <w:szCs w:val="20"/>
         </w:rPr>
@@ -6449,7 +6449,7 @@
           <w:rFonts w:ascii="Calibri" w:cs="Calibri" w:eastAsia="Calibri" w:hAnsi="Calibri"/>
           <w:b/>
           <w:bCs/>
-          <w:color w:val="1C2B3C"/>
+          <w:color w:val="0B2E45"/>
           <w:sz w:val="20"/>
           <w:szCs w:val="20"/>
         </w:rPr>
@@ -6467,7 +6467,7 @@
     <w:p>
       <w:pPr>
         <w:pBdr>
-          <w:bottom w:val="single" w:color="F59316" w:sz="18" w:space="2"/>
+          <w:bottom w:val="single" w:color="39A900" w:sz="18" w:space="2"/>
         </w:pBdr>
         <w:spacing w:after="180" w:before="240"/>
       </w:pPr>
@@ -6476,7 +6476,7 @@
           <w:rFonts w:ascii="Calibri" w:cs="Calibri" w:eastAsia="Calibri" w:hAnsi="Calibri"/>
           <w:b/>
           <w:bCs/>
-          <w:color w:val="1C2B3C"/>
+          <w:color w:val="0B2E45"/>
           <w:sz w:val="36"/>
           <w:szCs w:val="36"/>
         </w:rPr>
@@ -6492,7 +6492,7 @@
           <w:rFonts w:ascii="Calibri" w:cs="Calibri" w:eastAsia="Calibri" w:hAnsi="Calibri"/>
           <w:b/>
           <w:bCs/>
-          <w:color w:val="1C2B3C"/>
+          <w:color w:val="0B2E45"/>
           <w:sz w:val="20"/>
           <w:szCs w:val="20"/>
         </w:rPr>
@@ -6547,7 +6547,7 @@
     <w:p>
       <w:pPr>
         <w:pBdr>
-          <w:bottom w:val="single" w:color="F59316" w:sz="18" w:space="2"/>
+          <w:bottom w:val="single" w:color="39A900" w:sz="18" w:space="2"/>
         </w:pBdr>
         <w:spacing w:after="180" w:before="240"/>
       </w:pPr>
@@ -6556,7 +6556,7 @@
           <w:rFonts w:ascii="Calibri" w:cs="Calibri" w:eastAsia="Calibri" w:hAnsi="Calibri"/>
           <w:b/>
           <w:bCs/>
-          <w:color w:val="1C2B3C"/>
+          <w:color w:val="0B2E45"/>
           <w:sz w:val="36"/>
           <w:szCs w:val="36"/>
         </w:rPr>
@@ -6620,7 +6620,7 @@
     <w:p>
       <w:pPr>
         <w:pBdr>
-          <w:bottom w:val="single" w:color="F59316" w:sz="18" w:space="2"/>
+          <w:bottom w:val="single" w:color="39A900" w:sz="18" w:space="2"/>
         </w:pBdr>
         <w:spacing w:after="180" w:before="240"/>
       </w:pPr>
@@ -6629,7 +6629,7 @@
           <w:rFonts w:ascii="Calibri" w:cs="Calibri" w:eastAsia="Calibri" w:hAnsi="Calibri"/>
           <w:b/>
           <w:bCs/>
-          <w:color w:val="1C2B3C"/>
+          <w:color w:val="0B2E45"/>
           <w:sz w:val="36"/>
           <w:szCs w:val="36"/>
         </w:rPr>
@@ -6648,7 +6648,7 @@
           <w:bCs/>
           <w:i w:val="false"/>
           <w:iCs w:val="false"/>
-          <w:color w:val="1C2B3C"/>
+          <w:color w:val="0B2E45"/>
           <w:sz w:val="20"/>
           <w:szCs w:val="20"/>
         </w:rPr>
@@ -6661,7 +6661,7 @@
           <w:bCs/>
           <w:i w:val="false"/>
           <w:iCs w:val="false"/>
-          <w:color w:val="F59316"/>
+          <w:color w:val="39A900"/>
           <w:sz w:val="20"/>
           <w:szCs w:val="20"/>
         </w:rPr>
@@ -6680,7 +6680,7 @@
           <w:bCs/>
           <w:i w:val="false"/>
           <w:iCs w:val="false"/>
-          <w:color w:val="1C2B3C"/>
+          <w:color w:val="0B2E45"/>
           <w:sz w:val="20"/>
           <w:szCs w:val="20"/>
         </w:rPr>
@@ -6693,7 +6693,7 @@
           <w:bCs/>
           <w:i w:val="false"/>
           <w:iCs w:val="false"/>
-          <w:color w:val="F59316"/>
+          <w:color w:val="39A900"/>
           <w:sz w:val="20"/>
           <w:szCs w:val="20"/>
         </w:rPr>
@@ -6712,7 +6712,7 @@
           <w:bCs/>
           <w:i w:val="false"/>
           <w:iCs w:val="false"/>
-          <w:color w:val="1C2B3C"/>
+          <w:color w:val="0B2E45"/>
           <w:sz w:val="20"/>
           <w:szCs w:val="20"/>
         </w:rPr>
@@ -6725,7 +6725,7 @@
           <w:bCs/>
           <w:i w:val="false"/>
           <w:iCs w:val="false"/>
-          <w:color w:val="F59316"/>
+          <w:color w:val="39A900"/>
           <w:sz w:val="20"/>
           <w:szCs w:val="20"/>
         </w:rPr>
@@ -6744,7 +6744,7 @@
           <w:bCs/>
           <w:i w:val="false"/>
           <w:iCs w:val="false"/>
-          <w:color w:val="1C2B3C"/>
+          <w:color w:val="0B2E45"/>
           <w:sz w:val="20"/>
           <w:szCs w:val="20"/>
         </w:rPr>
@@ -6757,7 +6757,7 @@
           <w:bCs/>
           <w:i w:val="false"/>
           <w:iCs w:val="false"/>
-          <w:color w:val="F59316"/>
+          <w:color w:val="39A900"/>
           <w:sz w:val="20"/>
           <w:szCs w:val="20"/>
         </w:rPr>
@@ -6776,7 +6776,7 @@
           <w:bCs/>
           <w:i w:val="false"/>
           <w:iCs w:val="false"/>
-          <w:color w:val="1C2B3C"/>
+          <w:color w:val="0B2E45"/>
           <w:sz w:val="20"/>
           <w:szCs w:val="20"/>
         </w:rPr>
@@ -6789,7 +6789,7 @@
           <w:bCs/>
           <w:i w:val="false"/>
           <w:iCs w:val="false"/>
-          <w:color w:val="F59316"/>
+          <w:color w:val="39A900"/>
           <w:sz w:val="20"/>
           <w:szCs w:val="20"/>
         </w:rPr>
@@ -6808,7 +6808,7 @@
           <w:bCs/>
           <w:i w:val="false"/>
           <w:iCs w:val="false"/>
-          <w:color w:val="1C2B3C"/>
+          <w:color w:val="0B2E45"/>
           <w:sz w:val="20"/>
           <w:szCs w:val="20"/>
         </w:rPr>
@@ -6821,7 +6821,7 @@
           <w:bCs/>
           <w:i w:val="false"/>
           <w:iCs w:val="false"/>
-          <w:color w:val="F59316"/>
+          <w:color w:val="39A900"/>
           <w:sz w:val="20"/>
           <w:szCs w:val="20"/>
         </w:rPr>
@@ -6840,7 +6840,7 @@
           <w:bCs/>
           <w:i w:val="false"/>
           <w:iCs w:val="false"/>
-          <w:color w:val="1C2B3C"/>
+          <w:color w:val="0B2E45"/>
           <w:sz w:val="20"/>
           <w:szCs w:val="20"/>
         </w:rPr>
@@ -6853,7 +6853,7 @@
           <w:bCs/>
           <w:i w:val="false"/>
           <w:iCs w:val="false"/>
-          <w:color w:val="F59316"/>
+          <w:color w:val="39A900"/>
           <w:sz w:val="20"/>
           <w:szCs w:val="20"/>
         </w:rPr>
@@ -6872,7 +6872,7 @@
           <w:bCs/>
           <w:i w:val="false"/>
           <w:iCs w:val="false"/>
-          <w:color w:val="1C2B3C"/>
+          <w:color w:val="0B2E45"/>
           <w:sz w:val="20"/>
           <w:szCs w:val="20"/>
         </w:rPr>
@@ -6885,7 +6885,7 @@
           <w:bCs/>
           <w:i w:val="false"/>
           <w:iCs w:val="false"/>
-          <w:color w:val="F59316"/>
+          <w:color w:val="39A900"/>
           <w:sz w:val="20"/>
           <w:szCs w:val="20"/>
         </w:rPr>
@@ -6904,7 +6904,7 @@
           <w:bCs/>
           <w:i w:val="false"/>
           <w:iCs w:val="false"/>
-          <w:color w:val="1C2B3C"/>
+          <w:color w:val="0B2E45"/>
           <w:sz w:val="20"/>
           <w:szCs w:val="20"/>
         </w:rPr>
@@ -6917,7 +6917,7 @@
           <w:bCs/>
           <w:i w:val="false"/>
           <w:iCs w:val="false"/>
-          <w:color w:val="F59316"/>
+          <w:color w:val="39A900"/>
           <w:sz w:val="20"/>
           <w:szCs w:val="20"/>
         </w:rPr>
@@ -6936,7 +6936,7 @@
           <w:bCs/>
           <w:i w:val="false"/>
           <w:iCs w:val="false"/>
-          <w:color w:val="1C2B3C"/>
+          <w:color w:val="0B2E45"/>
           <w:sz w:val="20"/>
           <w:szCs w:val="20"/>
         </w:rPr>
@@ -6949,7 +6949,7 @@
           <w:bCs/>
           <w:i w:val="false"/>
           <w:iCs w:val="false"/>
-          <w:color w:val="F59316"/>
+          <w:color w:val="39A900"/>
           <w:sz w:val="20"/>
           <w:szCs w:val="20"/>
         </w:rPr>
@@ -6959,7 +6959,7 @@
     <w:p>
       <w:pPr>
         <w:pBdr>
-          <w:bottom w:val="single" w:color="F59316" w:sz="18" w:space="2"/>
+          <w:bottom w:val="single" w:color="39A900" w:sz="18" w:space="2"/>
         </w:pBdr>
         <w:spacing w:after="180" w:before="240"/>
       </w:pPr>
@@ -6968,7 +6968,7 @@
           <w:rFonts w:ascii="Calibri" w:cs="Calibri" w:eastAsia="Calibri" w:hAnsi="Calibri"/>
           <w:b/>
           <w:bCs/>
-          <w:color w:val="1C2B3C"/>
+          <w:color w:val="0B2E45"/>
           <w:sz w:val="36"/>
           <w:szCs w:val="36"/>
         </w:rPr>
